--- a/docs/activities/index.docx
+++ b/docs/activities/index.docx
@@ -7,7 +7,7 @@
         <w:pStyle w:val="Title"/>
       </w:pPr>
       <w:r>
-        <w:t xml:space="preserve">Course Activities</w:t>
+        <w:t xml:space="preserve">Activities</w:t>
       </w:r>
     </w:p>
     <w:p>

--- a/docs/activities/index.docx
+++ b/docs/activities/index.docx
@@ -20,7 +20,7 @@
     </w:p>
     <w:sectPr>
       <w:pgSz w:h="15840" w:w="12240"/>
-      <w:pgMar w:bottom="720" w:footer="720" w:gutter="0" w:header="720" w:left="1152" w:right="720" w:top="720"/>
+      <w:pgMar w:bottom="1440" w:footer="720" w:gutter="0" w:header="720" w:left="1440" w:right="1440" w:top="1440"/>
       <w:cols w:space="720"/>
       <w:docGrid w:linePitch="360"/>
     </w:sectPr>
@@ -1058,7 +1058,7 @@
     <w:basedOn w:val="Normal"/>
     <w:next w:val="Normal"/>
     <w:qFormat/>
-    <w:rsid w:val="00B86ADC"/>
+    <w:rsid w:val="00BC28E9"/>
     <w:pPr>
       <w:pBdr>
         <w:top w:color="FF0000" w:space="1" w:sz="8" w:val="single"/>
@@ -1072,14 +1072,14 @@
     </w:pPr>
     <w:rPr>
       <w:rFonts w:ascii="Courier New" w:hAnsi="Courier New"/>
-      <w:sz w:val="16"/>
+      <w:sz w:val="18"/>
     </w:rPr>
   </w:style>
   <w:style w:customStyle="1" w:styleId="SourceCode" w:type="paragraph">
     <w:name w:val="Source Code"/>
     <w:basedOn w:val="Normal"/>
     <w:qFormat/>
-    <w:rsid w:val="0018210C"/>
+    <w:rsid w:val="00771E03"/>
     <w:pPr>
       <w:pBdr>
         <w:top w:color="auto" w:space="1" w:sz="8" w:val="single"/>
@@ -1087,28 +1087,28 @@
         <w:bottom w:color="auto" w:space="1" w:sz="8" w:val="single"/>
         <w:right w:color="auto" w:space="4" w:sz="8" w:val="single"/>
       </w:pBdr>
-      <w:shd w:color="auto" w:fill="auto" w:val="pct5"/>
-      <w:spacing w:after="240" w:before="240"/>
-      <w:ind w:left="432" w:right="432"/>
-    </w:pPr>
-    <w:rPr>
-      <w:rFonts w:ascii="Courier New" w:hAnsi="Courier New"/>
-      <w:sz w:val="15"/>
-    </w:rPr>
-  </w:style>
-  <w:style w:customStyle="1" w:styleId="Verbatim" w:type="paragraph">
-    <w:name w:val="Verbatim"/>
-    <w:basedOn w:val="Normal"/>
-    <w:qFormat/>
-    <w:rsid w:val="0018210C"/>
-    <w:pPr>
       <w:shd w:color="auto" w:fill="auto" w:val="pct15"/>
       <w:spacing w:after="240" w:before="240"/>
       <w:ind w:left="432" w:right="432"/>
     </w:pPr>
     <w:rPr>
       <w:rFonts w:ascii="Courier New" w:hAnsi="Courier New"/>
-      <w:sz w:val="16"/>
+      <w:sz w:val="20"/>
+    </w:rPr>
+  </w:style>
+  <w:style w:customStyle="1" w:styleId="Verbatim" w:type="paragraph">
+    <w:name w:val="Verbatim"/>
+    <w:basedOn w:val="Normal"/>
+    <w:qFormat/>
+    <w:rsid w:val="00771E03"/>
+    <w:pPr>
+      <w:shd w:color="auto" w:fill="auto" w:val="pct15"/>
+      <w:spacing w:after="240" w:before="240"/>
+      <w:ind w:left="432" w:right="432"/>
+    </w:pPr>
+    <w:rPr>
+      <w:rFonts w:ascii="Courier New" w:hAnsi="Courier New"/>
+      <w:sz w:val="18"/>
     </w:rPr>
   </w:style>
   <w:style w:customStyle="1" w:styleId="CodeBlock" w:type="paragraph">
@@ -1151,11 +1151,6 @@
     <w:pPr>
       <w:spacing w:after="100"/>
     </w:pPr>
-  </w:style>
-  <w:style w:customStyle="1" w:styleId="Graphic" w:type="paragraph">
-    <w:name w:val="Graphic"/>
-    <w:qFormat/>
-    <w:rsid w:val="00735D8A"/>
   </w:style>
   <w:style w:type="character" w:customStyle="1" w:styleId="KeywordTok">
     <w:name w:val="KeywordTok"/>

--- a/docs/activities/index.docx
+++ b/docs/activities/index.docx
@@ -8,6 +8,14 @@
       </w:pPr>
       <w:r>
         <w:t xml:space="preserve">Activities</w:t>
+      </w:r>
+    </w:p>
+    <w:p>
+      <w:pPr>
+        <w:pStyle w:val="Author"/>
+      </w:pPr>
+      <w:r>
+        <w:t xml:space="preserve">Bill Perry</w:t>
       </w:r>
     </w:p>
     <w:p>

--- a/docs/activities/index.docx
+++ b/docs/activities/index.docx
@@ -148,7 +148,7 @@
   <w:docDefaults>
     <w:rPrDefault>
       <w:rPr>
-        <w:rFonts w:ascii="Arial" w:cs="Times New Roman (Body CS)" w:eastAsiaTheme="minorHAnsi" w:hAnsi="Arial"/>
+        <w:rFonts w:ascii="Calibri" w:cs="Calibri" w:eastAsia="Calibri" w:hAnsi="Calibri"/>
         <w:kern w:val="2"/>
         <w:sz w:val="24"/>
         <w:szCs w:val="24"/>
@@ -557,7 +557,7 @@
     <w:rPr>
       <w:rFonts w:asciiTheme="majorHAnsi" w:cstheme="majorBidi" w:eastAsiaTheme="majorEastAsia" w:hAnsiTheme="majorHAnsi"/>
       <w:b/>
-      <w:color w:themeColor="accent1" w:themeShade="BF" w:val="0F4761"/>
+      <w:color w:val="002147"/>
       <w:sz w:val="28"/>
       <w:szCs w:val="40"/>
     </w:rPr>
@@ -580,7 +580,7 @@
     </w:pPr>
     <w:rPr>
       <w:rFonts w:asciiTheme="majorHAnsi" w:cstheme="majorBidi" w:eastAsiaTheme="majorEastAsia" w:hAnsiTheme="majorHAnsi"/>
-      <w:color w:themeColor="accent1" w:themeShade="BF" w:val="0F4761"/>
+      <w:color w:val="002147"/>
       <w:szCs w:val="32"/>
     </w:rPr>
   </w:style>
@@ -601,7 +601,7 @@
     </w:pPr>
     <w:rPr>
       <w:rFonts w:asciiTheme="minorHAnsi" w:cstheme="majorBidi" w:eastAsiaTheme="majorEastAsia" w:hAnsiTheme="minorHAnsi"/>
-      <w:color w:themeColor="accent1" w:themeShade="BF" w:val="0F4761"/>
+      <w:color w:val="002147"/>
       <w:sz w:val="22"/>
       <w:szCs w:val="28"/>
     </w:rPr>
@@ -625,7 +625,7 @@
     <w:rPr>
       <w:rFonts w:asciiTheme="minorHAnsi" w:cstheme="majorBidi" w:eastAsiaTheme="majorEastAsia" w:hAnsiTheme="minorHAnsi"/>
       <w:iCs/>
-      <w:color w:themeColor="accent1" w:themeShade="BF" w:val="0F4761"/>
+      <w:color w:val="002147"/>
     </w:rPr>
   </w:style>
   <w:style w:styleId="Heading5" w:type="paragraph">
@@ -646,7 +646,7 @@
     </w:pPr>
     <w:rPr>
       <w:rFonts w:asciiTheme="minorHAnsi" w:cstheme="majorBidi" w:eastAsiaTheme="majorEastAsia" w:hAnsiTheme="minorHAnsi"/>
-      <w:color w:themeColor="accent1" w:themeShade="BF" w:val="0F4761"/>
+      <w:color w:val="002147"/>
     </w:rPr>
   </w:style>
   <w:style w:styleId="Heading6" w:type="paragraph">
@@ -770,7 +770,7 @@
     <w:rPr>
       <w:rFonts w:asciiTheme="majorHAnsi" w:cstheme="majorBidi" w:eastAsiaTheme="majorEastAsia" w:hAnsiTheme="majorHAnsi"/>
       <w:b/>
-      <w:color w:themeColor="accent1" w:themeShade="BF" w:val="0F4761"/>
+      <w:color w:val="002147"/>
       <w:sz w:val="28"/>
       <w:szCs w:val="40"/>
     </w:rPr>
@@ -784,7 +784,7 @@
     <w:rsid w:val="00846576"/>
     <w:rPr>
       <w:rFonts w:asciiTheme="majorHAnsi" w:cstheme="majorBidi" w:eastAsiaTheme="majorEastAsia" w:hAnsiTheme="majorHAnsi"/>
-      <w:color w:themeColor="accent1" w:themeShade="BF" w:val="0F4761"/>
+      <w:color w:val="002147"/>
       <w:szCs w:val="32"/>
     </w:rPr>
   </w:style>
@@ -796,7 +796,7 @@
     <w:rsid w:val="00846576"/>
     <w:rPr>
       <w:rFonts w:asciiTheme="minorHAnsi" w:cstheme="majorBidi" w:eastAsiaTheme="majorEastAsia" w:hAnsiTheme="minorHAnsi"/>
-      <w:color w:themeColor="accent1" w:themeShade="BF" w:val="0F4761"/>
+      <w:color w:val="002147"/>
       <w:sz w:val="22"/>
       <w:szCs w:val="28"/>
     </w:rPr>
@@ -811,7 +811,7 @@
     <w:rPr>
       <w:rFonts w:asciiTheme="minorHAnsi" w:cstheme="majorBidi" w:eastAsiaTheme="majorEastAsia" w:hAnsiTheme="minorHAnsi"/>
       <w:iCs/>
-      <w:color w:themeColor="accent1" w:themeShade="BF" w:val="0F4761"/>
+      <w:color w:val="002147"/>
     </w:rPr>
   </w:style>
   <w:style w:customStyle="1" w:styleId="Heading5Char" w:type="character">
@@ -823,7 +823,7 @@
     <w:rsid w:val="00AF5CF1"/>
     <w:rPr>
       <w:rFonts w:asciiTheme="minorHAnsi" w:cstheme="majorBidi" w:eastAsiaTheme="majorEastAsia" w:hAnsiTheme="minorHAnsi"/>
-      <w:color w:themeColor="accent1" w:themeShade="BF" w:val="0F4761"/>
+      <w:color w:val="002147"/>
     </w:rPr>
   </w:style>
   <w:style w:customStyle="1" w:styleId="Heading6Char" w:type="character">
@@ -997,7 +997,7 @@
     <w:rPr>
       <w:i/>
       <w:iCs/>
-      <w:color w:themeColor="accent1" w:themeShade="BF" w:val="0F4761"/>
+      <w:color w:val="002147"/>
     </w:rPr>
   </w:style>
   <w:style w:styleId="IntenseQuote" w:type="paragraph">
@@ -1010,8 +1010,8 @@
     <w:rsid w:val="00AF5CF1"/>
     <w:pPr>
       <w:pBdr>
-        <w:top w:color="0F4761" w:space="10" w:sz="4" w:themeColor="accent1" w:themeShade="BF" w:val="single"/>
-        <w:bottom w:color="0F4761" w:space="10" w:sz="4" w:themeColor="accent1" w:themeShade="BF" w:val="single"/>
+        <w:top w:color="002147" w:space="10" w:sz="4" w:val="single"/>
+        <w:bottom w:color="002147" w:space="10" w:sz="4" w:val="single"/>
       </w:pBdr>
       <w:spacing w:after="360" w:before="360"/>
       <w:ind w:left="864" w:right="864"/>
@@ -1020,7 +1020,7 @@
     <w:rPr>
       <w:i/>
       <w:iCs/>
-      <w:color w:themeColor="accent1" w:themeShade="BF" w:val="0F4761"/>
+      <w:color w:val="002147"/>
     </w:rPr>
   </w:style>
   <w:style w:customStyle="1" w:styleId="IntenseQuoteChar" w:type="character">
@@ -1032,7 +1032,7 @@
     <w:rPr>
       <w:i/>
       <w:iCs/>
-      <w:color w:themeColor="accent1" w:themeShade="BF" w:val="0F4761"/>
+      <w:color w:val="002147"/>
     </w:rPr>
   </w:style>
   <w:style w:styleId="IntenseReference" w:type="character">
@@ -1045,7 +1045,7 @@
       <w:b/>
       <w:bCs/>
       <w:smallCaps/>
-      <w:color w:themeColor="accent1" w:themeShade="BF" w:val="0F4761"/>
+      <w:color w:val="002147"/>
       <w:spacing w:val="5"/>
     </w:rPr>
   </w:style>

--- a/docs/activities/index.docx
+++ b/docs/activities/index.docx
@@ -23,7 +23,70 @@
         <w:pStyle w:val="FirstParagraph"/>
       </w:pPr>
       <w:r>
-        <w:t xml:space="preserve">These are the hands-on activities and lab materials for the course. Click a card to view the instructions and datasets.</w:t>
+        <w:t xml:space="preserve">Every activity below pulls its number, week, title, and description</w:t>
+      </w:r>
+      <w:r>
+        <w:t xml:space="preserve"> </w:t>
+      </w:r>
+      <w:r>
+        <w:t xml:space="preserve">straight from that file’s YAML frontmatter (see</w:t>
+      </w:r>
+      <w:r>
+        <w:t xml:space="preserve"> </w:t>
+      </w:r>
+      <w:r>
+        <w:rPr>
+          <w:rStyle w:val="VerbatimChar"/>
+        </w:rPr>
+        <w:t xml:space="preserve">order:</w:t>
+      </w:r>
+      <w:r>
+        <w:t xml:space="preserve">,</w:t>
+      </w:r>
+      <w:r>
+        <w:t xml:space="preserve"> </w:t>
+      </w:r>
+      <w:r>
+        <w:rPr>
+          <w:rStyle w:val="VerbatimChar"/>
+        </w:rPr>
+        <w:t xml:space="preserve">week:</w:t>
+      </w:r>
+      <w:r>
+        <w:t xml:space="preserve">, and</w:t>
+      </w:r>
+      <w:r>
+        <w:t xml:space="preserve"> </w:t>
+      </w:r>
+      <w:r>
+        <w:rPr>
+          <w:rStyle w:val="VerbatimChar"/>
+        </w:rPr>
+        <w:t xml:space="preserve">description:</w:t>
+      </w:r>
+      <w:r>
+        <w:t xml:space="preserve"> </w:t>
+      </w:r>
+      <w:r>
+        <w:t xml:space="preserve">in each activity</w:t>
+      </w:r>
+      <w:r>
+        <w:t xml:space="preserve"> </w:t>
+      </w:r>
+      <w:r>
+        <w:rPr>
+          <w:rStyle w:val="VerbatimChar"/>
+        </w:rPr>
+        <w:t xml:space="preserve">.qmd</w:t>
+      </w:r>
+      <w:r>
+        <w:t xml:space="preserve">). Nothing on this page is</w:t>
+      </w:r>
+      <w:r>
+        <w:t xml:space="preserve"> </w:t>
+      </w:r>
+      <w:r>
+        <w:t xml:space="preserve">hand-typed.</w:t>
       </w:r>
     </w:p>
     <w:sectPr>

--- a/docs/activities/index.docx
+++ b/docs/activities/index.docx
@@ -23,13 +23,7 @@
         <w:pStyle w:val="FirstParagraph"/>
       </w:pPr>
       <w:r>
-        <w:t xml:space="preserve">Every activity below pulls its number, week, title, and description</w:t>
-      </w:r>
-      <w:r>
-        <w:t xml:space="preserve"> </w:t>
-      </w:r>
-      <w:r>
-        <w:t xml:space="preserve">straight from that file’s YAML frontmatter (see</w:t>
+        <w:t xml:space="preserve">Every activity below pulls its number, week, title, and description straight from that file’s YAML frontmatter (see</w:t>
       </w:r>
       <w:r>
         <w:t xml:space="preserve"> </w:t>
@@ -80,13 +74,7 @@
         <w:t xml:space="preserve">.qmd</w:t>
       </w:r>
       <w:r>
-        <w:t xml:space="preserve">). Nothing on this page is</w:t>
-      </w:r>
-      <w:r>
-        <w:t xml:space="preserve"> </w:t>
-      </w:r>
-      <w:r>
-        <w:t xml:space="preserve">hand-typed.</w:t>
+        <w:t xml:space="preserve">). Nothing on this page is hand-typed.</w:t>
       </w:r>
     </w:p>
     <w:sectPr>
